--- a/data/BOLL/美股BOLL布林线监控报告-2026-10-12.docx
+++ b/data/BOLL/美股BOLL布林线监控报告-2026-10-12.docx
@@ -15,7 +15,7 @@
         <w:pStyle w:val="ListBullet"/>
       </w:pPr>
       <w:r>
-        <w:t>生成时间（美东）：2026-10-12 23:30:38 EDT</w:t>
+        <w:t>生成时间（美东）：2026-10-12 23:37:06 EDT</w:t>
       </w:r>
     </w:p>
     <w:p>
